--- a/students/Navruzov Gamzabeg/Laba2/Отчет 2 лаба.docx
+++ b/students/Navruzov Gamzabeg/Laba2/Отчет 2 лаба.docx
@@ -1302,15 +1302,7 @@
         <w:jc w:val="both"/>
       </w:pPr>
       <w:r>
-        <w:t>ТР1.2.2.</w:t>
-      </w:r>
-      <w:proofErr w:type="gramStart"/>
-      <w:r>
-        <w:t>2.При</w:t>
-      </w:r>
-      <w:proofErr w:type="gramEnd"/>
-      <w:r>
-        <w:t xml:space="preserve"> уменьшении количества комнат должно появляться диалоговое окно, предлагающее пользователю выбрать, какие из существующих комнат нужно удалить</w:t>
+        <w:t>ТР1.2.2.2.При уменьшении количества комнат должно появляться диалоговое окно, предлагающее пользователю выбрать, какие из существующих комнат нужно удалить</w:t>
       </w:r>
     </w:p>
     <w:p>
@@ -2626,7 +2618,6 @@
               </w:rPr>
               <w:t xml:space="preserve">   </w:t>
             </w:r>
-            <w:proofErr w:type="gramStart"/>
             <w:r>
               <w:rPr>
                 <w:rFonts w:ascii="Times New Roman" w:hAnsi="Times New Roman"/>
@@ -2645,7 +2636,6 @@
               </w:rPr>
               <w:t xml:space="preserve">   </w:t>
             </w:r>
-            <w:proofErr w:type="gramEnd"/>
             <w:r>
               <w:rPr>
                 <w:rFonts w:ascii="Times New Roman" w:hAnsi="Times New Roman"/>
@@ -3842,6 +3832,9 @@
     </w:p>
     <w:p>
       <w:r>
+        <w:rPr>
+          <w:noProof/>
+        </w:rPr>
         <w:drawing>
           <wp:inline distT="0" distB="0" distL="0" distR="0" wp14:anchorId="40686B83" wp14:editId="2812DCAE">
             <wp:extent cx="6327140" cy="2618740"/>
@@ -3881,6 +3874,9 @@
     </w:p>
     <w:p>
       <w:r>
+        <w:rPr>
+          <w:noProof/>
+        </w:rPr>
         <w:drawing>
           <wp:inline distT="0" distB="0" distL="0" distR="0" wp14:anchorId="08BC5DA2" wp14:editId="35CD75FA">
             <wp:extent cx="6339093" cy="2179955"/>
@@ -3921,6 +3917,9 @@
     <w:p/>
     <w:p>
       <w:r>
+        <w:rPr>
+          <w:noProof/>
+        </w:rPr>
         <w:lastRenderedPageBreak/>
         <w:drawing>
           <wp:inline distT="0" distB="0" distL="0" distR="0" wp14:anchorId="726732BC" wp14:editId="17D8BD0F">
@@ -3961,6 +3960,9 @@
     </w:p>
     <w:p>
       <w:r>
+        <w:rPr>
+          <w:noProof/>
+        </w:rPr>
         <w:drawing>
           <wp:inline distT="0" distB="0" distL="0" distR="0" wp14:anchorId="17FA946B" wp14:editId="1D2DC76F">
             <wp:extent cx="6339093" cy="2183765"/>
@@ -4000,6 +4002,9 @@
     </w:p>
     <w:p>
       <w:r>
+        <w:rPr>
+          <w:noProof/>
+        </w:rPr>
         <w:drawing>
           <wp:inline distT="0" distB="0" distL="0" distR="0" wp14:anchorId="6B129CA2" wp14:editId="768D22D0">
             <wp:extent cx="6338570" cy="2313940"/>
@@ -4038,7 +4043,15 @@
       </w:r>
     </w:p>
     <w:p>
-      <w:r>
+      <w:pPr>
+        <w:rPr>
+          <w:lang w:val="en-US"/>
+        </w:rPr>
+      </w:pPr>
+      <w:r>
+        <w:rPr>
+          <w:noProof/>
+        </w:rPr>
         <w:lastRenderedPageBreak/>
         <w:drawing>
           <wp:inline distT="0" distB="0" distL="0" distR="0" wp14:anchorId="79FE8BB7" wp14:editId="28573621">
@@ -4077,9 +4090,11 @@
         </w:drawing>
       </w:r>
     </w:p>
-    <w:p/>
-    <w:p>
-      <w:r>
+    <w:p>
+      <w:r>
+        <w:rPr>
+          <w:noProof/>
+        </w:rPr>
         <w:drawing>
           <wp:inline distT="0" distB="0" distL="0" distR="0" wp14:anchorId="4E31E6C4" wp14:editId="2952E98C">
             <wp:extent cx="6311043" cy="2332990"/>
@@ -4123,6 +4138,9 @@
         <w:t xml:space="preserve"> </w:t>
       </w:r>
       <w:r>
+        <w:rPr>
+          <w:noProof/>
+        </w:rPr>
         <w:drawing>
           <wp:inline distT="0" distB="0" distL="0" distR="0" wp14:anchorId="0503C532" wp14:editId="60E4CE2E">
             <wp:extent cx="6316653" cy="2185035"/>
@@ -4162,6 +4180,9 @@
     </w:p>
     <w:p>
       <w:r>
+        <w:rPr>
+          <w:noProof/>
+        </w:rPr>
         <w:drawing>
           <wp:inline distT="0" distB="0" distL="0" distR="0" wp14:anchorId="6A211629" wp14:editId="2193B393">
             <wp:extent cx="6333483" cy="1772285"/>
@@ -4201,6 +4222,9 @@
     </w:p>
     <w:p>
       <w:r>
+        <w:rPr>
+          <w:noProof/>
+        </w:rPr>
         <w:lastRenderedPageBreak/>
         <w:drawing>
           <wp:inline distT="0" distB="0" distL="0" distR="0" wp14:anchorId="6991F19A" wp14:editId="39BD1961">
